--- a/tests/fixtures/equations-doc.docx
+++ b/tests/fixtures/equations-doc.docx
@@ -16,9 +16,13 @@
       </w:r>
     </w:p>
     <w:p>
-      <w:r>
-        <w:t xml:space="preserve">[EQUATION_PLACEHOLDER]</w:t>
-      </w:r>
+      <m:oMathPara xmlns:m="http://schemas.openxmlformats.org/officeDocument/2006/math">
+        <m:oMath>
+          <m:r>
+            <m:t>a²+b²=c²</m:t>
+          </m:r>
+        </m:oMath>
+      </m:oMathPara>
     </w:p>
     <w:p>
       <w:r>
